--- a/biochar_app/markdown/docx/intro.docx
+++ b/biochar_app/markdown/docx/intro.docx
@@ -570,7 +570,7 @@
                 <w:noProof/>
               </w:rPr>
               <w:drawing>
-                <wp:inline distT="0" distB="0" distL="0" distR="0" wp14:anchorId="67F4B401" wp14:editId="02657203">
+                <wp:inline distT="0" distB="0" distL="0" distR="0" wp14:anchorId="67F4B401" wp14:editId="67A45BD2">
                   <wp:extent cx="2709011" cy="2159000"/>
                   <wp:effectExtent l="0" t="0" r="0" b="0"/>
                   <wp:docPr id="2129013784" name="Picture 3" descr="Biochar chemical structure"/>

--- a/biochar_app/markdown/docx/intro.docx
+++ b/biochar_app/markdown/docx/intro.docx
@@ -145,7 +145,13 @@
         </w:numPr>
       </w:pPr>
       <w:r>
-        <w:t>Digital data collection results in graphical (Main Data Display tab)</w:t>
+        <w:t>Digital data collection results in graphical (</w:t>
+      </w:r>
+      <w:r>
+        <w:t>Interactive Plots</w:t>
+      </w:r>
+      <w:r>
+        <w:t xml:space="preserve"> tab)</w:t>
       </w:r>
       <w:r>
         <w:t xml:space="preserve"> </w:t>
@@ -570,7 +576,7 @@
                 <w:noProof/>
               </w:rPr>
               <w:drawing>
-                <wp:inline distT="0" distB="0" distL="0" distR="0" wp14:anchorId="67F4B401" wp14:editId="67A45BD2">
+                <wp:inline distT="0" distB="0" distL="0" distR="0" wp14:anchorId="67F4B401" wp14:editId="2AA5852B">
                   <wp:extent cx="2709011" cy="2159000"/>
                   <wp:effectExtent l="0" t="0" r="0" b="0"/>
                   <wp:docPr id="2129013784" name="Picture 3" descr="Biochar chemical structure"/>

--- a/biochar_app/markdown/docx/intro.docx
+++ b/biochar_app/markdown/docx/intro.docx
@@ -12,7 +12,19 @@
     </w:p>
     <w:p>
       <w:r>
-        <w:t xml:space="preserve">The Fruita Biochar Project is finishing its third year. This </w:t>
+        <w:t xml:space="preserve">The Fruita Biochar Project is </w:t>
+      </w:r>
+      <w:r>
+        <w:t>beginning</w:t>
+      </w:r>
+      <w:r>
+        <w:t xml:space="preserve"> its </w:t>
+      </w:r>
+      <w:r>
+        <w:t>fourth</w:t>
+      </w:r>
+      <w:r>
+        <w:t xml:space="preserve"> year. This </w:t>
       </w:r>
       <w:r>
         <w:t xml:space="preserve">is </w:t>
@@ -172,7 +184,7 @@
         </w:numPr>
       </w:pPr>
       <w:r>
-        <w:t>Technical details on the data collection process.</w:t>
+        <w:t>Tabs that present data on forage quality and quantity, soil chemistry and soil biological health.</w:t>
       </w:r>
     </w:p>
     <w:p>
@@ -184,13 +196,34 @@
         </w:numPr>
       </w:pPr>
       <w:r>
-        <w:t>Coming soon, biochar source and characteristics, fertilizer</w:t>
+        <w:t>Technical details on the data collection process.</w:t>
+      </w:r>
+    </w:p>
+    <w:p>
+      <w:pPr>
+        <w:pStyle w:val="ListParagraph"/>
+        <w:numPr>
+          <w:ilvl w:val="0"/>
+          <w:numId w:val="5"/>
+        </w:numPr>
+      </w:pPr>
+      <w:r>
+        <w:t>Bulk download of all data available – Campbell Scientific sensor data, local weather variables,</w:t>
+      </w:r>
+      <w:r>
+        <w:t xml:space="preserve"> fertilizer</w:t>
       </w:r>
       <w:r>
         <w:t xml:space="preserve"> </w:t>
       </w:r>
       <w:r>
-        <w:t>application, soil results and yield quantity and quality</w:t>
+        <w:t>application</w:t>
+      </w:r>
+      <w:r>
+        <w:t xml:space="preserve"> and irrigation water applied</w:t>
+      </w:r>
+      <w:r>
+        <w:t>, soil results and yield quantity and quality</w:t>
       </w:r>
       <w:r>
         <w:t>.</w:t>
@@ -419,7 +452,17 @@
         <w:t>)</w:t>
       </w:r>
       <w:r>
-        <w:t>. It provides the support structure for plants</w:t>
+        <w:t xml:space="preserve">. It </w:t>
+      </w:r>
+      <w:r>
+        <w:lastRenderedPageBreak/>
+        <w:t>provide</w:t>
+      </w:r>
+      <w:r>
+        <w:t>d</w:t>
+      </w:r>
+      <w:r>
+        <w:t xml:space="preserve"> the support structure for plants</w:t>
       </w:r>
       <w:r>
         <w:t xml:space="preserve"> </w:t>
@@ -452,11 +495,7 @@
         <w:t>Microbes</w:t>
       </w:r>
       <w:r>
-        <w:t xml:space="preserve"> have evolved to </w:t>
-      </w:r>
-      <w:r>
-        <w:lastRenderedPageBreak/>
-        <w:t>break down</w:t>
+        <w:t xml:space="preserve"> have evolved to break down</w:t>
       </w:r>
       <w:r>
         <w:t xml:space="preserve"> and extract nutrients from</w:t>
@@ -576,7 +615,7 @@
                 <w:noProof/>
               </w:rPr>
               <w:drawing>
-                <wp:inline distT="0" distB="0" distL="0" distR="0" wp14:anchorId="67F4B401" wp14:editId="2AA5852B">
+                <wp:inline distT="0" distB="0" distL="0" distR="0" wp14:anchorId="67F4B401" wp14:editId="7B8A8F6D">
                   <wp:extent cx="2709011" cy="2159000"/>
                   <wp:effectExtent l="0" t="0" r="0" b="0"/>
                   <wp:docPr id="2129013784" name="Picture 3" descr="Biochar chemical structure"/>

--- a/biochar_app/markdown/docx/intro.docx
+++ b/biochar_app/markdown/docx/intro.docx
@@ -24,7 +24,13 @@
         <w:t>fourth</w:t>
       </w:r>
       <w:r>
-        <w:t xml:space="preserve"> year. This </w:t>
+        <w:t xml:space="preserve"> year</w:t>
+      </w:r>
+      <w:r>
+        <w:t>, 2026</w:t>
+      </w:r>
+      <w:r>
+        <w:t xml:space="preserve">. This </w:t>
       </w:r>
       <w:r>
         <w:t xml:space="preserve">is </w:t>
@@ -149,6 +155,137 @@
       </w:r>
     </w:p>
     <w:p>
+      <w:r>
+        <w:t>Two categories of collected data – from continuous monitoring and lab-based results</w:t>
+      </w:r>
+      <w:r>
+        <w:t xml:space="preserve"> – are reported</w:t>
+      </w:r>
+      <w:r>
+        <w:t>.</w:t>
+      </w:r>
+    </w:p>
+    <w:p>
+      <w:pPr>
+        <w:pStyle w:val="ListParagraph"/>
+        <w:numPr>
+          <w:ilvl w:val="0"/>
+          <w:numId w:val="9"/>
+        </w:numPr>
+      </w:pPr>
+      <w:r>
+        <w:t xml:space="preserve">The </w:t>
+      </w:r>
+      <w:r>
+        <w:t>C</w:t>
+      </w:r>
+      <w:r>
+        <w:t xml:space="preserve">ontinuous </w:t>
+      </w:r>
+      <w:r>
+        <w:t>M</w:t>
+      </w:r>
+      <w:r>
+        <w:t xml:space="preserve">onitoring </w:t>
+      </w:r>
+      <w:r>
+        <w:t>D</w:t>
+      </w:r>
+      <w:r>
+        <w:t xml:space="preserve">ata </w:t>
+      </w:r>
+      <w:r>
+        <w:t xml:space="preserve">tab includes </w:t>
+      </w:r>
+      <w:r>
+        <w:t>graphical (</w:t>
+      </w:r>
+      <w:r>
+        <w:t>Interactive Plots</w:t>
+      </w:r>
+      <w:r>
+        <w:t>)</w:t>
+      </w:r>
+      <w:r>
+        <w:t xml:space="preserve"> </w:t>
+      </w:r>
+      <w:r>
+        <w:t xml:space="preserve">and tabular </w:t>
+      </w:r>
+      <w:r>
+        <w:t>formats</w:t>
+      </w:r>
+      <w:r>
+        <w:t xml:space="preserve"> (Summary Statistics)</w:t>
+      </w:r>
+      <w:r>
+        <w:t>.</w:t>
+      </w:r>
+    </w:p>
+    <w:p>
+      <w:pPr>
+        <w:pStyle w:val="p1"/>
+        <w:numPr>
+          <w:ilvl w:val="0"/>
+          <w:numId w:val="8"/>
+        </w:numPr>
+      </w:pPr>
+      <w:r>
+        <w:t xml:space="preserve">The Lab-Based Results </w:t>
+      </w:r>
+      <w:r>
+        <w:t>t</w:t>
+      </w:r>
+      <w:r>
+        <w:t>ab</w:t>
+      </w:r>
+      <w:r>
+        <w:t xml:space="preserve"> includes results </w:t>
+      </w:r>
+      <w:r>
+        <w:t xml:space="preserve"> that present data on forage quality </w:t>
+      </w:r>
+      <w:r>
+        <w:t xml:space="preserve"> (Pasture Quality Metrics) </w:t>
+      </w:r>
+      <w:r>
+        <w:t>and quantity</w:t>
+      </w:r>
+      <w:r>
+        <w:t xml:space="preserve"> (</w:t>
+      </w:r>
+      <w:r>
+        <w:t>Biomass (Field Samples)</w:t>
+      </w:r>
+      <w:r>
+        <w:t>)</w:t>
+      </w:r>
+      <w:r>
+        <w:t xml:space="preserve">, </w:t>
+      </w:r>
+      <w:r>
+        <w:t>soil</w:t>
+      </w:r>
+      <w:r>
+        <w:t xml:space="preserve"> biological health</w:t>
+      </w:r>
+      <w:r>
+        <w:t xml:space="preserve"> (Biological Health) and soil chemistry (Soil Chemistry)</w:t>
+      </w:r>
+      <w:r>
+        <w:t>.</w:t>
+      </w:r>
+    </w:p>
+    <w:p>
+      <w:pPr>
+        <w:pStyle w:val="p1"/>
+        <w:ind w:left="720"/>
+      </w:pPr>
+      <w:r>
+        <w:t>The remaining tabs are</w:t>
+      </w:r>
+    </w:p>
+    <w:p>
       <w:pPr>
         <w:pStyle w:val="ListParagraph"/>
         <w:numPr>
@@ -157,22 +294,7 @@
         </w:numPr>
       </w:pPr>
       <w:r>
-        <w:t>Digital data collection results in graphical (</w:t>
-      </w:r>
-      <w:r>
-        <w:t>Interactive Plots</w:t>
-      </w:r>
-      <w:r>
-        <w:t xml:space="preserve"> tab)</w:t>
-      </w:r>
-      <w:r>
-        <w:t xml:space="preserve"> </w:t>
-      </w:r>
-      <w:r>
-        <w:t>and tabular form (Summary Statistics tab)</w:t>
-      </w:r>
-      <w:r>
-        <w:t>.</w:t>
+        <w:t>Technical details on the data collection process.</w:t>
       </w:r>
     </w:p>
     <w:p>
@@ -184,7 +306,25 @@
         </w:numPr>
       </w:pPr>
       <w:r>
-        <w:t>Tabs that present data on forage quality and quantity, soil chemistry and soil biological health.</w:t>
+        <w:t>Bulk download of all data available – Campbell Scientific sensor data, local weather variables,</w:t>
+      </w:r>
+      <w:r>
+        <w:t xml:space="preserve"> fertilizer</w:t>
+      </w:r>
+      <w:r>
+        <w:t xml:space="preserve"> </w:t>
+      </w:r>
+      <w:r>
+        <w:t>application</w:t>
+      </w:r>
+      <w:r>
+        <w:t xml:space="preserve"> and irrigation water applied</w:t>
+      </w:r>
+      <w:r>
+        <w:t>, soil results and yield quantity and quality</w:t>
+      </w:r>
+      <w:r>
+        <w:t>.</w:t>
       </w:r>
     </w:p>
     <w:p>
@@ -196,37 +336,7 @@
         </w:numPr>
       </w:pPr>
       <w:r>
-        <w:t>Technical details on the data collection process.</w:t>
-      </w:r>
-    </w:p>
-    <w:p>
-      <w:pPr>
-        <w:pStyle w:val="ListParagraph"/>
-        <w:numPr>
-          <w:ilvl w:val="0"/>
-          <w:numId w:val="5"/>
-        </w:numPr>
-      </w:pPr>
-      <w:r>
-        <w:t>Bulk download of all data available – Campbell Scientific sensor data, local weather variables,</w:t>
-      </w:r>
-      <w:r>
-        <w:t xml:space="preserve"> fertilizer</w:t>
-      </w:r>
-      <w:r>
-        <w:t xml:space="preserve"> </w:t>
-      </w:r>
-      <w:r>
-        <w:t>application</w:t>
-      </w:r>
-      <w:r>
-        <w:t xml:space="preserve"> and irrigation water applied</w:t>
-      </w:r>
-      <w:r>
-        <w:t>, soil results and yield quantity and quality</w:t>
-      </w:r>
-      <w:r>
-        <w:t>.</w:t>
+        <w:t>Acknowledgements of everyone who has made this project possible.</w:t>
       </w:r>
     </w:p>
     <w:p>
@@ -318,6 +428,7 @@
         <w:rPr>
           <w:noProof/>
         </w:rPr>
+        <w:lastRenderedPageBreak/>
         <w:drawing>
           <wp:inline distT="0" distB="0" distL="0" distR="0" wp14:anchorId="0D1C6F4F" wp14:editId="4EB5D4DC">
             <wp:extent cx="3042397" cy="2286000"/>
@@ -452,11 +563,7 @@
         <w:t>)</w:t>
       </w:r>
       <w:r>
-        <w:t xml:space="preserve">. It </w:t>
-      </w:r>
-      <w:r>
-        <w:lastRenderedPageBreak/>
-        <w:t>provide</w:t>
+        <w:t>. It provide</w:t>
       </w:r>
       <w:r>
         <w:t>d</w:t>
@@ -533,6 +640,7 @@
               <w:rPr>
                 <w:noProof/>
               </w:rPr>
+              <w:lastRenderedPageBreak/>
               <w:drawing>
                 <wp:inline distT="0" distB="0" distL="0" distR="0" wp14:anchorId="3632D1B9" wp14:editId="56A46B24">
                   <wp:extent cx="3009900" cy="3483762"/>
@@ -615,7 +723,7 @@
                 <w:noProof/>
               </w:rPr>
               <w:drawing>
-                <wp:inline distT="0" distB="0" distL="0" distR="0" wp14:anchorId="67F4B401" wp14:editId="7B8A8F6D">
+                <wp:inline distT="0" distB="0" distL="0" distR="0" wp14:anchorId="67F4B401" wp14:editId="6321BEC8">
                   <wp:extent cx="2709011" cy="2159000"/>
                   <wp:effectExtent l="0" t="0" r="0" b="0"/>
                   <wp:docPr id="2129013784" name="Picture 3" descr="Biochar chemical structure"/>
@@ -1059,6 +1167,119 @@
     </w:lvl>
   </w:abstractNum>
   <w:abstractNum w:abstractNumId="3" w15:restartNumberingAfterBreak="0">
+    <w:nsid w:val="49C848FD"/>
+    <w:multiLevelType w:val="hybridMultilevel"/>
+    <w:tmpl w:val="A19A3626"/>
+    <w:lvl w:ilvl="0" w:tplc="04090001">
+      <w:start w:val="1"/>
+      <w:numFmt w:val="bullet"/>
+      <w:lvlText w:val=""/>
+      <w:lvlJc w:val="left"/>
+      <w:pPr>
+        <w:ind w:left="720" w:hanging="360"/>
+      </w:pPr>
+      <w:rPr>
+        <w:rFonts w:ascii="Symbol" w:hAnsi="Symbol" w:hint="default"/>
+      </w:rPr>
+    </w:lvl>
+    <w:lvl w:ilvl="1" w:tplc="04090003" w:tentative="1">
+      <w:start w:val="1"/>
+      <w:numFmt w:val="bullet"/>
+      <w:lvlText w:val="o"/>
+      <w:lvlJc w:val="left"/>
+      <w:pPr>
+        <w:ind w:left="1440" w:hanging="360"/>
+      </w:pPr>
+      <w:rPr>
+        <w:rFonts w:ascii="Courier New" w:hAnsi="Courier New" w:hint="default"/>
+      </w:rPr>
+    </w:lvl>
+    <w:lvl w:ilvl="2" w:tplc="04090005" w:tentative="1">
+      <w:start w:val="1"/>
+      <w:numFmt w:val="bullet"/>
+      <w:lvlText w:val=""/>
+      <w:lvlJc w:val="left"/>
+      <w:pPr>
+        <w:ind w:left="2160" w:hanging="360"/>
+      </w:pPr>
+      <w:rPr>
+        <w:rFonts w:ascii="Wingdings" w:hAnsi="Wingdings" w:hint="default"/>
+      </w:rPr>
+    </w:lvl>
+    <w:lvl w:ilvl="3" w:tplc="04090001" w:tentative="1">
+      <w:start w:val="1"/>
+      <w:numFmt w:val="bullet"/>
+      <w:lvlText w:val=""/>
+      <w:lvlJc w:val="left"/>
+      <w:pPr>
+        <w:ind w:left="2880" w:hanging="360"/>
+      </w:pPr>
+      <w:rPr>
+        <w:rFonts w:ascii="Symbol" w:hAnsi="Symbol" w:hint="default"/>
+      </w:rPr>
+    </w:lvl>
+    <w:lvl w:ilvl="4" w:tplc="04090003" w:tentative="1">
+      <w:start w:val="1"/>
+      <w:numFmt w:val="bullet"/>
+      <w:lvlText w:val="o"/>
+      <w:lvlJc w:val="left"/>
+      <w:pPr>
+        <w:ind w:left="3600" w:hanging="360"/>
+      </w:pPr>
+      <w:rPr>
+        <w:rFonts w:ascii="Courier New" w:hAnsi="Courier New" w:hint="default"/>
+      </w:rPr>
+    </w:lvl>
+    <w:lvl w:ilvl="5" w:tplc="04090005" w:tentative="1">
+      <w:start w:val="1"/>
+      <w:numFmt w:val="bullet"/>
+      <w:lvlText w:val=""/>
+      <w:lvlJc w:val="left"/>
+      <w:pPr>
+        <w:ind w:left="4320" w:hanging="360"/>
+      </w:pPr>
+      <w:rPr>
+        <w:rFonts w:ascii="Wingdings" w:hAnsi="Wingdings" w:hint="default"/>
+      </w:rPr>
+    </w:lvl>
+    <w:lvl w:ilvl="6" w:tplc="04090001" w:tentative="1">
+      <w:start w:val="1"/>
+      <w:numFmt w:val="bullet"/>
+      <w:lvlText w:val=""/>
+      <w:lvlJc w:val="left"/>
+      <w:pPr>
+        <w:ind w:left="5040" w:hanging="360"/>
+      </w:pPr>
+      <w:rPr>
+        <w:rFonts w:ascii="Symbol" w:hAnsi="Symbol" w:hint="default"/>
+      </w:rPr>
+    </w:lvl>
+    <w:lvl w:ilvl="7" w:tplc="04090003" w:tentative="1">
+      <w:start w:val="1"/>
+      <w:numFmt w:val="bullet"/>
+      <w:lvlText w:val="o"/>
+      <w:lvlJc w:val="left"/>
+      <w:pPr>
+        <w:ind w:left="5760" w:hanging="360"/>
+      </w:pPr>
+      <w:rPr>
+        <w:rFonts w:ascii="Courier New" w:hAnsi="Courier New" w:hint="default"/>
+      </w:rPr>
+    </w:lvl>
+    <w:lvl w:ilvl="8" w:tplc="04090005" w:tentative="1">
+      <w:start w:val="1"/>
+      <w:numFmt w:val="bullet"/>
+      <w:lvlText w:val=""/>
+      <w:lvlJc w:val="left"/>
+      <w:pPr>
+        <w:ind w:left="6480" w:hanging="360"/>
+      </w:pPr>
+      <w:rPr>
+        <w:rFonts w:ascii="Wingdings" w:hAnsi="Wingdings" w:hint="default"/>
+      </w:rPr>
+    </w:lvl>
+  </w:abstractNum>
+  <w:abstractNum w:abstractNumId="4" w15:restartNumberingAfterBreak="0">
     <w:nsid w:val="4EC94CD3"/>
     <w:multiLevelType w:val="hybridMultilevel"/>
     <w:tmpl w:val="6A9C55F4"/>
@@ -1170,7 +1391,156 @@
       </w:rPr>
     </w:lvl>
   </w:abstractNum>
-  <w:abstractNum w:abstractNumId="4" w15:restartNumberingAfterBreak="0">
+  <w:abstractNum w:abstractNumId="5" w15:restartNumberingAfterBreak="0">
+    <w:nsid w:val="55EC16CC"/>
+    <w:multiLevelType w:val="multilevel"/>
+    <w:tmpl w:val="920C420A"/>
+    <w:lvl w:ilvl="0">
+      <w:start w:val="1"/>
+      <w:numFmt w:val="bullet"/>
+      <w:lvlText w:val=""/>
+      <w:lvlJc w:val="left"/>
+      <w:pPr>
+        <w:tabs>
+          <w:tab w:val="num" w:pos="720"/>
+        </w:tabs>
+        <w:ind w:left="720" w:hanging="360"/>
+      </w:pPr>
+      <w:rPr>
+        <w:rFonts w:ascii="Symbol" w:hAnsi="Symbol" w:hint="default"/>
+        <w:sz w:val="20"/>
+      </w:rPr>
+    </w:lvl>
+    <w:lvl w:ilvl="1" w:tentative="1">
+      <w:start w:val="1"/>
+      <w:numFmt w:val="bullet"/>
+      <w:lvlText w:val="o"/>
+      <w:lvlJc w:val="left"/>
+      <w:pPr>
+        <w:tabs>
+          <w:tab w:val="num" w:pos="1440"/>
+        </w:tabs>
+        <w:ind w:left="1440" w:hanging="360"/>
+      </w:pPr>
+      <w:rPr>
+        <w:rFonts w:ascii="Courier New" w:hAnsi="Courier New" w:hint="default"/>
+        <w:sz w:val="20"/>
+      </w:rPr>
+    </w:lvl>
+    <w:lvl w:ilvl="2" w:tentative="1">
+      <w:start w:val="1"/>
+      <w:numFmt w:val="bullet"/>
+      <w:lvlText w:val=""/>
+      <w:lvlJc w:val="left"/>
+      <w:pPr>
+        <w:tabs>
+          <w:tab w:val="num" w:pos="2160"/>
+        </w:tabs>
+        <w:ind w:left="2160" w:hanging="360"/>
+      </w:pPr>
+      <w:rPr>
+        <w:rFonts w:ascii="Wingdings" w:hAnsi="Wingdings" w:hint="default"/>
+        <w:sz w:val="20"/>
+      </w:rPr>
+    </w:lvl>
+    <w:lvl w:ilvl="3" w:tentative="1">
+      <w:start w:val="1"/>
+      <w:numFmt w:val="bullet"/>
+      <w:lvlText w:val=""/>
+      <w:lvlJc w:val="left"/>
+      <w:pPr>
+        <w:tabs>
+          <w:tab w:val="num" w:pos="2880"/>
+        </w:tabs>
+        <w:ind w:left="2880" w:hanging="360"/>
+      </w:pPr>
+      <w:rPr>
+        <w:rFonts w:ascii="Wingdings" w:hAnsi="Wingdings" w:hint="default"/>
+        <w:sz w:val="20"/>
+      </w:rPr>
+    </w:lvl>
+    <w:lvl w:ilvl="4" w:tentative="1">
+      <w:start w:val="1"/>
+      <w:numFmt w:val="bullet"/>
+      <w:lvlText w:val=""/>
+      <w:lvlJc w:val="left"/>
+      <w:pPr>
+        <w:tabs>
+          <w:tab w:val="num" w:pos="3600"/>
+        </w:tabs>
+        <w:ind w:left="3600" w:hanging="360"/>
+      </w:pPr>
+      <w:rPr>
+        <w:rFonts w:ascii="Wingdings" w:hAnsi="Wingdings" w:hint="default"/>
+        <w:sz w:val="20"/>
+      </w:rPr>
+    </w:lvl>
+    <w:lvl w:ilvl="5" w:tentative="1">
+      <w:start w:val="1"/>
+      <w:numFmt w:val="bullet"/>
+      <w:lvlText w:val=""/>
+      <w:lvlJc w:val="left"/>
+      <w:pPr>
+        <w:tabs>
+          <w:tab w:val="num" w:pos="4320"/>
+        </w:tabs>
+        <w:ind w:left="4320" w:hanging="360"/>
+      </w:pPr>
+      <w:rPr>
+        <w:rFonts w:ascii="Wingdings" w:hAnsi="Wingdings" w:hint="default"/>
+        <w:sz w:val="20"/>
+      </w:rPr>
+    </w:lvl>
+    <w:lvl w:ilvl="6" w:tentative="1">
+      <w:start w:val="1"/>
+      <w:numFmt w:val="bullet"/>
+      <w:lvlText w:val=""/>
+      <w:lvlJc w:val="left"/>
+      <w:pPr>
+        <w:tabs>
+          <w:tab w:val="num" w:pos="5040"/>
+        </w:tabs>
+        <w:ind w:left="5040" w:hanging="360"/>
+      </w:pPr>
+      <w:rPr>
+        <w:rFonts w:ascii="Wingdings" w:hAnsi="Wingdings" w:hint="default"/>
+        <w:sz w:val="20"/>
+      </w:rPr>
+    </w:lvl>
+    <w:lvl w:ilvl="7" w:tentative="1">
+      <w:start w:val="1"/>
+      <w:numFmt w:val="bullet"/>
+      <w:lvlText w:val=""/>
+      <w:lvlJc w:val="left"/>
+      <w:pPr>
+        <w:tabs>
+          <w:tab w:val="num" w:pos="5760"/>
+        </w:tabs>
+        <w:ind w:left="5760" w:hanging="360"/>
+      </w:pPr>
+      <w:rPr>
+        <w:rFonts w:ascii="Wingdings" w:hAnsi="Wingdings" w:hint="default"/>
+        <w:sz w:val="20"/>
+      </w:rPr>
+    </w:lvl>
+    <w:lvl w:ilvl="8" w:tentative="1">
+      <w:start w:val="1"/>
+      <w:numFmt w:val="bullet"/>
+      <w:lvlText w:val=""/>
+      <w:lvlJc w:val="left"/>
+      <w:pPr>
+        <w:tabs>
+          <w:tab w:val="num" w:pos="6480"/>
+        </w:tabs>
+        <w:ind w:left="6480" w:hanging="360"/>
+      </w:pPr>
+      <w:rPr>
+        <w:rFonts w:ascii="Wingdings" w:hAnsi="Wingdings" w:hint="default"/>
+        <w:sz w:val="20"/>
+      </w:rPr>
+    </w:lvl>
+  </w:abstractNum>
+  <w:abstractNum w:abstractNumId="6" w15:restartNumberingAfterBreak="0">
     <w:nsid w:val="73100CAD"/>
     <w:multiLevelType w:val="hybridMultilevel"/>
     <w:tmpl w:val="2C02CEF6"/>
@@ -1283,7 +1653,7 @@
       </w:rPr>
     </w:lvl>
   </w:abstractNum>
-  <w:abstractNum w:abstractNumId="5" w15:restartNumberingAfterBreak="0">
+  <w:abstractNum w:abstractNumId="7" w15:restartNumberingAfterBreak="0">
     <w:nsid w:val="78AA6ACC"/>
     <w:multiLevelType w:val="hybridMultilevel"/>
     <w:tmpl w:val="AA3C3F94"/>
@@ -1395,7 +1765,7 @@
       </w:rPr>
     </w:lvl>
   </w:abstractNum>
-  <w:abstractNum w:abstractNumId="6" w15:restartNumberingAfterBreak="0">
+  <w:abstractNum w:abstractNumId="8" w15:restartNumberingAfterBreak="0">
     <w:nsid w:val="79B44C28"/>
     <w:multiLevelType w:val="hybridMultilevel"/>
     <w:tmpl w:val="4EFC8EB4"/>
@@ -1511,22 +1881,28 @@
     <w:abstractNumId w:val="0"/>
   </w:num>
   <w:num w:numId="2" w16cid:durableId="1575510186">
-    <w:abstractNumId w:val="3"/>
+    <w:abstractNumId w:val="4"/>
   </w:num>
   <w:num w:numId="3" w16cid:durableId="9454759">
-    <w:abstractNumId w:val="5"/>
+    <w:abstractNumId w:val="7"/>
   </w:num>
   <w:num w:numId="4" w16cid:durableId="1989816764">
     <w:abstractNumId w:val="1"/>
   </w:num>
   <w:num w:numId="5" w16cid:durableId="7022247">
-    <w:abstractNumId w:val="4"/>
+    <w:abstractNumId w:val="6"/>
   </w:num>
   <w:num w:numId="6" w16cid:durableId="1333294703">
     <w:abstractNumId w:val="2"/>
   </w:num>
   <w:num w:numId="7" w16cid:durableId="1677269357">
-    <w:abstractNumId w:val="6"/>
+    <w:abstractNumId w:val="8"/>
+  </w:num>
+  <w:num w:numId="8" w16cid:durableId="1827012637">
+    <w:abstractNumId w:val="5"/>
+  </w:num>
+  <w:num w:numId="9" w16cid:durableId="843595765">
+    <w:abstractNumId w:val="3"/>
   </w:num>
 </w:numbering>
 </file>
@@ -2543,6 +2919,19 @@
       </w:tblBorders>
     </w:tblPr>
   </w:style>
+  <w:style w:type="paragraph" w:customStyle="1" w:styleId="p1">
+    <w:name w:val="p1"/>
+    <w:basedOn w:val="Normal"/>
+    <w:rsid w:val="00F53A0D"/>
+    <w:pPr>
+      <w:spacing w:before="100" w:beforeAutospacing="1" w:after="100" w:afterAutospacing="1"/>
+    </w:pPr>
+    <w:rPr>
+      <w:rFonts w:eastAsia="Times New Roman" w:cs="Times New Roman"/>
+      <w:kern w:val="0"/>
+      <w14:ligatures w14:val="none"/>
+    </w:rPr>
+  </w:style>
 </w:styles>
 </file>
 

--- a/biochar_app/markdown/docx/intro.docx
+++ b/biochar_app/markdown/docx/intro.docx
@@ -430,10 +430,10 @@
         </w:rPr>
         <w:lastRenderedPageBreak/>
         <w:drawing>
-          <wp:inline distT="0" distB="0" distL="0" distR="0" wp14:anchorId="0D1C6F4F" wp14:editId="4EB5D4DC">
-            <wp:extent cx="3042397" cy="2286000"/>
-            <wp:effectExtent l="0" t="0" r="5715" b="0"/>
-            <wp:docPr id="1772309060" name="Picture 2" descr="Scanning electron microscope image of biochar"/>
+          <wp:inline distT="0" distB="0" distL="0" distR="0" wp14:anchorId="0D1C6F4F" wp14:editId="16A56E85">
+            <wp:extent cx="3091496" cy="2326993"/>
+            <wp:effectExtent l="0" t="0" r="0" b="0"/>
+            <wp:docPr id="1772309060" name="Picture 2"/>
             <wp:cNvGraphicFramePr>
               <a:graphicFrameLocks xmlns:a="http://schemas.openxmlformats.org/drawingml/2006/main" noChangeAspect="1"/>
             </wp:cNvGraphicFramePr>
@@ -441,7 +441,7 @@
               <a:graphicData uri="http://schemas.openxmlformats.org/drawingml/2006/picture">
                 <pic:pic xmlns:pic="http://schemas.openxmlformats.org/drawingml/2006/picture">
                   <pic:nvPicPr>
-                    <pic:cNvPr id="1772309060" name="Picture 2" descr="Scanning electron microscope image of biochar"/>
+                    <pic:cNvPr id="1772309060" name="Picture 2"/>
                     <pic:cNvPicPr/>
                   </pic:nvPicPr>
                   <pic:blipFill>
@@ -459,7 +459,7 @@
                   <pic:spPr>
                     <a:xfrm>
                       <a:off x="0" y="0"/>
-                      <a:ext cx="3096954" cy="2326993"/>
+                      <a:ext cx="3091496" cy="2326993"/>
                     </a:xfrm>
                     <a:prstGeom prst="rect">
                       <a:avLst/>
@@ -488,10 +488,16 @@
         </w:r>
       </w:fldSimple>
       <w:r>
-        <w:t xml:space="preserve">. </w:t>
-      </w:r>
-      <w:r>
-        <w:t>Scanning electron microscope image of biochar</w:t>
+        <w:t xml:space="preserve"> </w:t>
+      </w:r>
+      <w:r>
+        <w:t xml:space="preserve">Scanning electron microscope </w:t>
+      </w:r>
+      <w:r>
+        <w:t>image</w:t>
+      </w:r>
+      <w:r>
+        <w:t xml:space="preserve"> of biochar</w:t>
       </w:r>
     </w:p>
     <w:p>
@@ -624,8 +630,8 @@
         <w:tblLook w:val="04A0" w:firstRow="1" w:lastRow="0" w:firstColumn="1" w:lastColumn="0" w:noHBand="0" w:noVBand="1"/>
       </w:tblPr>
       <w:tblGrid>
-        <w:gridCol w:w="4910"/>
-        <w:gridCol w:w="4440"/>
+        <w:gridCol w:w="4905"/>
+        <w:gridCol w:w="4445"/>
       </w:tblGrid>
       <w:tr>
         <w:tc>
@@ -642,10 +648,10 @@
               </w:rPr>
               <w:lastRenderedPageBreak/>
               <w:drawing>
-                <wp:inline distT="0" distB="0" distL="0" distR="0" wp14:anchorId="3632D1B9" wp14:editId="56A46B24">
-                  <wp:extent cx="3009900" cy="3483762"/>
+                <wp:inline distT="0" distB="0" distL="0" distR="0" wp14:anchorId="3632D1B9" wp14:editId="110B4D9B">
+                  <wp:extent cx="3003628" cy="3483762"/>
                   <wp:effectExtent l="0" t="0" r="0" b="0"/>
-                  <wp:docPr id="1535394946" name="Picture 2" descr="Lignin chemical structure"/>
+                  <wp:docPr id="1535394946" name="Picture 2"/>
                   <wp:cNvGraphicFramePr>
                     <a:graphicFrameLocks xmlns:a="http://schemas.openxmlformats.org/drawingml/2006/main" noChangeAspect="1"/>
                   </wp:cNvGraphicFramePr>
@@ -653,7 +659,7 @@
                     <a:graphicData uri="http://schemas.openxmlformats.org/drawingml/2006/picture">
                       <pic:pic xmlns:pic="http://schemas.openxmlformats.org/drawingml/2006/picture">
                         <pic:nvPicPr>
-                          <pic:cNvPr id="1535394946" name="Picture 2" descr="Lignin chemical structure"/>
+                          <pic:cNvPr id="1535394946" name="Picture 2"/>
                           <pic:cNvPicPr/>
                         </pic:nvPicPr>
                         <pic:blipFill>
@@ -671,7 +677,7 @@
                         <pic:spPr>
                           <a:xfrm>
                             <a:off x="0" y="0"/>
-                            <a:ext cx="3009900" cy="3483762"/>
+                            <a:ext cx="3003628" cy="3483762"/>
                           </a:xfrm>
                           <a:prstGeom prst="rect">
                             <a:avLst/>
@@ -700,14 +706,16 @@
               </w:r>
             </w:fldSimple>
             <w:r>
-              <w:t>. Lign</w:t>
+              <w:t xml:space="preserve">. </w:t>
             </w:r>
             <w:r>
-              <w:t>i</w:t>
+              <w:t>Lignin chemical structure</w:t>
             </w:r>
-            <w:r>
-              <w:t>n chemical structure</w:t>
-            </w:r>
+          </w:p>
+          <w:p>
+            <w:pPr>
+              <w:pStyle w:val="Caption"/>
+            </w:pPr>
           </w:p>
         </w:tc>
         <w:tc>
@@ -723,10 +731,10 @@
                 <w:noProof/>
               </w:rPr>
               <w:drawing>
-                <wp:inline distT="0" distB="0" distL="0" distR="0" wp14:anchorId="67F4B401" wp14:editId="6321BEC8">
-                  <wp:extent cx="2709011" cy="2159000"/>
-                  <wp:effectExtent l="0" t="0" r="0" b="0"/>
-                  <wp:docPr id="2129013784" name="Picture 3" descr="Biochar chemical structure"/>
+                <wp:inline distT="0" distB="0" distL="0" distR="0" wp14:anchorId="67F4B401" wp14:editId="52580ADC">
+                  <wp:extent cx="2709011" cy="2158999"/>
+                  <wp:effectExtent l="0" t="0" r="0" b="635"/>
+                  <wp:docPr id="2129013784" name="Picture 3"/>
                   <wp:cNvGraphicFramePr>
                     <a:graphicFrameLocks xmlns:a="http://schemas.openxmlformats.org/drawingml/2006/main" noChangeAspect="1"/>
                   </wp:cNvGraphicFramePr>
@@ -734,7 +742,7 @@
                     <a:graphicData uri="http://schemas.openxmlformats.org/drawingml/2006/picture">
                       <pic:pic xmlns:pic="http://schemas.openxmlformats.org/drawingml/2006/picture">
                         <pic:nvPicPr>
-                          <pic:cNvPr id="2129013784" name="Picture 3" descr="Biochar chemical structure"/>
+                          <pic:cNvPr id="2129013784" name="Picture 3"/>
                           <pic:cNvPicPr/>
                         </pic:nvPicPr>
                         <pic:blipFill>
@@ -752,7 +760,7 @@
                         <pic:spPr>
                           <a:xfrm>
                             <a:off x="0" y="0"/>
-                            <a:ext cx="2709011" cy="2159000"/>
+                            <a:ext cx="2709011" cy="2158999"/>
                           </a:xfrm>
                           <a:prstGeom prst="rect">
                             <a:avLst/>
@@ -774,13 +782,23 @@
             </w:r>
             <w:fldSimple w:instr=" SEQ Figure \* ARABIC ">
               <w:r>
+                <w:rPr>
+                  <w:noProof/>
+                </w:rPr>
                 <w:t>3</w:t>
               </w:r>
             </w:fldSimple>
             <w:r>
-              <w:t>. Biochar chemical structure</w:t>
+              <w:t>.</w:t>
+            </w:r>
+            <w:r>
+              <w:t xml:space="preserve"> </w:t>
+            </w:r>
+            <w:r>
+              <w:t>Biochar chemical structure</w:t>
             </w:r>
           </w:p>
+          <w:p/>
         </w:tc>
       </w:tr>
     </w:tbl>

--- a/biochar_app/markdown/docx/intro.docx
+++ b/biochar_app/markdown/docx/intro.docx
@@ -1,6 +1,6 @@
 
 <file path=word/document.xml><?xml version="1.0" encoding="utf-8"?>
-<w:document xmlns:wpc="http://schemas.microsoft.com/office/word/2010/wordprocessingCanvas" xmlns:cx="http://schemas.microsoft.com/office/drawing/2014/chartex" xmlns:cx1="http://schemas.microsoft.com/office/drawing/2015/9/8/chartex" xmlns:cx2="http://schemas.microsoft.com/office/drawing/2015/10/21/chartex" xmlns:cx3="http://schemas.microsoft.com/office/drawing/2016/5/9/chartex" xmlns:cx4="http://schemas.microsoft.com/office/drawing/2016/5/10/chartex" xmlns:cx5="http://schemas.microsoft.com/office/drawing/2016/5/11/chartex" xmlns:cx6="http://schemas.microsoft.com/office/drawing/2016/5/12/chartex" xmlns:cx7="http://schemas.microsoft.com/office/drawing/2016/5/13/chartex" xmlns:cx8="http://schemas.microsoft.com/office/drawing/2016/5/14/chartex" xmlns:mc="http://schemas.openxmlformats.org/markup-compatibility/2006" xmlns:aink="http://schemas.microsoft.com/office/drawing/2016/ink" xmlns:am3d="http://schemas.microsoft.com/office/drawing/2017/model3d" xmlns:o="urn:schemas-microsoft-com:office:office" xmlns:oel="http://schemas.microsoft.com/office/2019/extlst" xmlns:r="http://schemas.openxmlformats.org/officeDocument/2006/relationships" xmlns:m="http://schemas.openxmlformats.org/officeDocument/2006/math" xmlns:v="urn:schemas-microsoft-com:vml" xmlns:wp14="http://schemas.microsoft.com/office/word/2010/wordprocessingDrawing" xmlns:wp="http://schemas.openxmlformats.org/drawingml/2006/wordprocessingDrawing" xmlns:w10="urn:schemas-microsoft-com:office:word" xmlns:w="http://schemas.openxmlformats.org/wordprocessingml/2006/main" xmlns:w14="http://schemas.microsoft.com/office/word/2010/wordml" xmlns:w15="http://schemas.microsoft.com/office/word/2012/wordml" xmlns:w16cex="http://schemas.microsoft.com/office/word/2018/wordml/cex" xmlns:w16cid="http://schemas.microsoft.com/office/word/2016/wordml/cid" xmlns:w16="http://schemas.microsoft.com/office/word/2018/wordml" xmlns:w16du="http://schemas.microsoft.com/office/word/2023/wordml/word16du" xmlns:w16sdtdh="http://schemas.microsoft.com/office/word/2020/wordml/sdtdatahash" xmlns:w16sdtfl="http://schemas.microsoft.com/office/word/2024/wordml/sdtformatlock" xmlns:w16se="http://schemas.microsoft.com/office/word/2015/wordml/symex" xmlns:wpg="http://schemas.microsoft.com/office/word/2010/wordprocessingGroup" xmlns:wpi="http://schemas.microsoft.com/office/word/2010/wordprocessingInk" xmlns:wne="http://schemas.microsoft.com/office/word/2006/wordml" xmlns:wps="http://schemas.microsoft.com/office/word/2010/wordprocessingShape" mc:Ignorable="w14 w15 w16se w16cid w16 w16cex w16sdtdh w16sdtfl w16du wp14">
+<w:document xmlns:wpc="http://schemas.microsoft.com/office/word/2010/wordprocessingCanvas" xmlns:cx="http://schemas.microsoft.com/office/drawing/2014/chartex" xmlns:cx1="http://schemas.microsoft.com/office/drawing/2015/9/8/chartex" xmlns:cx2="http://schemas.microsoft.com/office/drawing/2015/10/21/chartex" xmlns:cx3="http://schemas.microsoft.com/office/drawing/2016/5/9/chartex" xmlns:cx4="http://schemas.microsoft.com/office/drawing/2016/5/10/chartex" xmlns:cx5="http://schemas.microsoft.com/office/drawing/2016/5/11/chartex" xmlns:cx6="http://schemas.microsoft.com/office/drawing/2016/5/12/chartex" xmlns:cx7="http://schemas.microsoft.com/office/drawing/2016/5/13/chartex" xmlns:cx8="http://schemas.microsoft.com/office/drawing/2016/5/14/chartex" xmlns:mc="http://schemas.openxmlformats.org/markup-compatibility/2006" xmlns:m="http://schemas.openxmlformats.org/officeDocument/2006/math" xmlns:aink="http://schemas.microsoft.com/office/drawing/2016/ink" xmlns:am3d="http://schemas.microsoft.com/office/drawing/2017/model3d" xmlns:oel="http://schemas.microsoft.com/office/2019/extlst" xmlns:r="http://schemas.openxmlformats.org/officeDocument/2006/relationships" xmlns:wp14="http://schemas.microsoft.com/office/word/2010/wordprocessingDrawing" xmlns:wp="http://schemas.openxmlformats.org/drawingml/2006/wordprocessingDrawing" xmlns:wpg="http://schemas.microsoft.com/office/word/2010/wordprocessingGroup" xmlns:wpi="http://schemas.microsoft.com/office/word/2010/wordprocessingInk" xmlns:wps="http://schemas.microsoft.com/office/word/2010/wordprocessingShape" xmlns:o="urn:schemas-microsoft-com:office:office" xmlns:v="urn:schemas-microsoft-com:vml" xmlns:w10="urn:schemas-microsoft-com:office:word" xmlns:w="http://schemas.openxmlformats.org/wordprocessingml/2006/main" xmlns:w14="http://schemas.microsoft.com/office/word/2010/wordml" xmlns:w15="http://schemas.microsoft.com/office/word/2012/wordml" xmlns:w16cex="http://schemas.microsoft.com/office/word/2018/wordml/cex" xmlns:w16cid="http://schemas.microsoft.com/office/word/2016/wordml/cid" xmlns:w16="http://schemas.microsoft.com/office/word/2018/wordml" xmlns:w16sdtdh="http://schemas.microsoft.com/office/word/2020/wordml/sdtdatahash" xmlns:w16sdtfl="http://schemas.microsoft.com/office/word/2024/wordml/sdtformatlock" xmlns:w16se="http://schemas.microsoft.com/office/word/2015/wordml/symex" xmlns:w16du="http://schemas.microsoft.com/office/word/2023/wordml/word16du" xmlns:wne="http://schemas.microsoft.com/office/word/2006/wordml" mc:Ignorable="w14 w15 w16se w16cid w16 w16cex w16sdtdh w16sdtfl w16du wp14">
   <w:body>
     <w:p>
       <w:pPr>
@@ -699,23 +699,23 @@
             </w:r>
             <w:fldSimple w:instr=" SEQ Figure \* ARABIC ">
               <w:r>
-                <w:rPr>
-                  <w:noProof/>
-                </w:rPr>
                 <w:t>2</w:t>
               </w:r>
             </w:fldSimple>
             <w:r>
-              <w:t xml:space="preserve">. </w:t>
+              <w:t xml:space="preserve">. Lignin chemical structure. Source: </w:t>
             </w:r>
+            <w:hyperlink r:id="rId11">
+              <w:r>
+                <w:rPr>
+                  <w:rStyle w:val="Hyperlink"/>
+                </w:rPr>
+                <w:t>ScienceDirect</w:t>
+              </w:r>
+            </w:hyperlink>
             <w:r>
-              <w:t>Lignin chemical structure</w:t>
+              <w:t>.</w:t>
             </w:r>
-          </w:p>
-          <w:p>
-            <w:pPr>
-              <w:pStyle w:val="Caption"/>
-            </w:pPr>
           </w:p>
         </w:tc>
         <w:tc>
@@ -731,7 +731,7 @@
                 <w:noProof/>
               </w:rPr>
               <w:drawing>
-                <wp:inline distT="0" distB="0" distL="0" distR="0" wp14:anchorId="67F4B401" wp14:editId="52580ADC">
+                <wp:inline distT="0" distB="0" distL="0" distR="0" wp14:anchorId="67F4B401" wp14:editId="0901AF40">
                   <wp:extent cx="2709011" cy="2158999"/>
                   <wp:effectExtent l="0" t="0" r="0" b="635"/>
                   <wp:docPr id="2129013784" name="Picture 3"/>
@@ -782,57 +782,27 @@
             </w:r>
             <w:fldSimple w:instr=" SEQ Figure \* ARABIC ">
               <w:r>
-                <w:rPr>
-                  <w:noProof/>
-                </w:rPr>
                 <w:t>3</w:t>
               </w:r>
             </w:fldSimple>
             <w:r>
+              <w:t xml:space="preserve">. Biochar chemical structure. Source: </w:t>
+            </w:r>
+            <w:hyperlink r:id="rId12">
+              <w:r>
+                <w:rPr>
+                  <w:rStyle w:val="Hyperlink"/>
+                </w:rPr>
+                <w:t>Environmental Chemistry Group</w:t>
+              </w:r>
+            </w:hyperlink>
+            <w:r>
               <w:t>.</w:t>
             </w:r>
-            <w:r>
-              <w:t xml:space="preserve"> </w:t>
-            </w:r>
-            <w:r>
-              <w:t>Biochar chemical structure</w:t>
-            </w:r>
           </w:p>
-          <w:p/>
         </w:tc>
       </w:tr>
     </w:tbl>
-    <w:p>
-      <w:r>
-        <w:t>Image sources:</w:t>
-      </w:r>
-    </w:p>
-    <w:p>
-      <w:r>
-        <w:t xml:space="preserve">Figure 2-  </w:t>
-      </w:r>
-      <w:hyperlink r:id="rId11" w:history="1">
-        <w:r>
-          <w:rPr>
-            <w:rStyle w:val="Hyperlink"/>
-          </w:rPr>
-          <w:t>https://www.sciencedirect.com/topics/materials-science/lignin</w:t>
-        </w:r>
-      </w:hyperlink>
-    </w:p>
-    <w:p>
-      <w:r>
-        <w:t xml:space="preserve">Figure 3 - </w:t>
-      </w:r>
-      <w:hyperlink r:id="rId12" w:history="1">
-        <w:r>
-          <w:rPr>
-            <w:rStyle w:val="Hyperlink"/>
-          </w:rPr>
-          <w:t>https://www.envchemgroup.com/nanostructures-biochar.html</w:t>
-        </w:r>
-      </w:hyperlink>
-    </w:p>
     <w:p/>
     <w:sectPr>
       <w:pgSz w:w="12240" w:h="15840"/>
@@ -845,7 +815,7 @@
 </file>
 
 <file path=word/numbering.xml><?xml version="1.0" encoding="utf-8"?>
-<w:numbering xmlns:wpc="http://schemas.microsoft.com/office/word/2010/wordprocessingCanvas" xmlns:cx="http://schemas.microsoft.com/office/drawing/2014/chartex" xmlns:cx1="http://schemas.microsoft.com/office/drawing/2015/9/8/chartex" xmlns:cx2="http://schemas.microsoft.com/office/drawing/2015/10/21/chartex" xmlns:cx3="http://schemas.microsoft.com/office/drawing/2016/5/9/chartex" xmlns:cx4="http://schemas.microsoft.com/office/drawing/2016/5/10/chartex" xmlns:cx5="http://schemas.microsoft.com/office/drawing/2016/5/11/chartex" xmlns:cx6="http://schemas.microsoft.com/office/drawing/2016/5/12/chartex" xmlns:cx7="http://schemas.microsoft.com/office/drawing/2016/5/13/chartex" xmlns:cx8="http://schemas.microsoft.com/office/drawing/2016/5/14/chartex" xmlns:mc="http://schemas.openxmlformats.org/markup-compatibility/2006" xmlns:aink="http://schemas.microsoft.com/office/drawing/2016/ink" xmlns:am3d="http://schemas.microsoft.com/office/drawing/2017/model3d" xmlns:o="urn:schemas-microsoft-com:office:office" xmlns:oel="http://schemas.microsoft.com/office/2019/extlst" xmlns:r="http://schemas.openxmlformats.org/officeDocument/2006/relationships" xmlns:m="http://schemas.openxmlformats.org/officeDocument/2006/math" xmlns:v="urn:schemas-microsoft-com:vml" xmlns:wp14="http://schemas.microsoft.com/office/word/2010/wordprocessingDrawing" xmlns:wp="http://schemas.openxmlformats.org/drawingml/2006/wordprocessingDrawing" xmlns:w10="urn:schemas-microsoft-com:office:word" xmlns:w="http://schemas.openxmlformats.org/wordprocessingml/2006/main" xmlns:w14="http://schemas.microsoft.com/office/word/2010/wordml" xmlns:w15="http://schemas.microsoft.com/office/word/2012/wordml" xmlns:w16cex="http://schemas.microsoft.com/office/word/2018/wordml/cex" xmlns:w16cid="http://schemas.microsoft.com/office/word/2016/wordml/cid" xmlns:w16="http://schemas.microsoft.com/office/word/2018/wordml" xmlns:w16du="http://schemas.microsoft.com/office/word/2023/wordml/word16du" xmlns:w16sdtdh="http://schemas.microsoft.com/office/word/2020/wordml/sdtdatahash" xmlns:w16sdtfl="http://schemas.microsoft.com/office/word/2024/wordml/sdtformatlock" xmlns:w16se="http://schemas.microsoft.com/office/word/2015/wordml/symex" xmlns:wpg="http://schemas.microsoft.com/office/word/2010/wordprocessingGroup" xmlns:wpi="http://schemas.microsoft.com/office/word/2010/wordprocessingInk" xmlns:wne="http://schemas.microsoft.com/office/word/2006/wordml" xmlns:wps="http://schemas.microsoft.com/office/word/2010/wordprocessingShape" mc:Ignorable="w14 w15 w16se w16cid w16 w16cex w16sdtdh w16sdtfl w16du wp14">
+<w:numbering xmlns:wpc="http://schemas.microsoft.com/office/word/2010/wordprocessingCanvas" xmlns:cx="http://schemas.microsoft.com/office/drawing/2014/chartex" xmlns:cx1="http://schemas.microsoft.com/office/drawing/2015/9/8/chartex" xmlns:cx2="http://schemas.microsoft.com/office/drawing/2015/10/21/chartex" xmlns:cx3="http://schemas.microsoft.com/office/drawing/2016/5/9/chartex" xmlns:cx4="http://schemas.microsoft.com/office/drawing/2016/5/10/chartex" xmlns:cx5="http://schemas.microsoft.com/office/drawing/2016/5/11/chartex" xmlns:cx6="http://schemas.microsoft.com/office/drawing/2016/5/12/chartex" xmlns:cx7="http://schemas.microsoft.com/office/drawing/2016/5/13/chartex" xmlns:cx8="http://schemas.microsoft.com/office/drawing/2016/5/14/chartex" xmlns:mc="http://schemas.openxmlformats.org/markup-compatibility/2006" xmlns:m="http://schemas.openxmlformats.org/officeDocument/2006/math" xmlns:aink="http://schemas.microsoft.com/office/drawing/2016/ink" xmlns:am3d="http://schemas.microsoft.com/office/drawing/2017/model3d" xmlns:oel="http://schemas.microsoft.com/office/2019/extlst" xmlns:r="http://schemas.openxmlformats.org/officeDocument/2006/relationships" xmlns:wp14="http://schemas.microsoft.com/office/word/2010/wordprocessingDrawing" xmlns:wp="http://schemas.openxmlformats.org/drawingml/2006/wordprocessingDrawing" xmlns:wpg="http://schemas.microsoft.com/office/word/2010/wordprocessingGroup" xmlns:wpi="http://schemas.microsoft.com/office/word/2010/wordprocessingInk" xmlns:wps="http://schemas.microsoft.com/office/word/2010/wordprocessingShape" xmlns:o="urn:schemas-microsoft-com:office:office" xmlns:v="urn:schemas-microsoft-com:vml" xmlns:w10="urn:schemas-microsoft-com:office:word" xmlns:w="http://schemas.openxmlformats.org/wordprocessingml/2006/main" xmlns:w14="http://schemas.microsoft.com/office/word/2010/wordml" xmlns:w15="http://schemas.microsoft.com/office/word/2012/wordml" xmlns:w16cex="http://schemas.microsoft.com/office/word/2018/wordml/cex" xmlns:w16cid="http://schemas.microsoft.com/office/word/2016/wordml/cid" xmlns:w16="http://schemas.microsoft.com/office/word/2018/wordml" xmlns:w16sdtdh="http://schemas.microsoft.com/office/word/2020/wordml/sdtdatahash" xmlns:w16sdtfl="http://schemas.microsoft.com/office/word/2024/wordml/sdtformatlock" xmlns:w16se="http://schemas.microsoft.com/office/word/2015/wordml/symex" xmlns:w16du="http://schemas.microsoft.com/office/word/2023/wordml/word16du" xmlns:wne="http://schemas.microsoft.com/office/word/2006/wordml" mc:Ignorable="w14 w15 w16se w16cid w16 w16cex w16sdtdh w16sdtfl w16du wp14">
   <w:abstractNum w:abstractNumId="0" w15:restartNumberingAfterBreak="0">
     <w:nsid w:val="2AA35F48"/>
     <w:multiLevelType w:val="hybridMultilevel"/>
@@ -1926,7 +1896,7 @@
 </file>
 
 <file path=word/styles.xml><?xml version="1.0" encoding="utf-8"?>
-<w:styles xmlns:mc="http://schemas.openxmlformats.org/markup-compatibility/2006" xmlns:r="http://schemas.openxmlformats.org/officeDocument/2006/relationships" xmlns:w="http://schemas.openxmlformats.org/wordprocessingml/2006/main" xmlns:w14="http://schemas.microsoft.com/office/word/2010/wordml" xmlns:w15="http://schemas.microsoft.com/office/word/2012/wordml" xmlns:w16cex="http://schemas.microsoft.com/office/word/2018/wordml/cex" xmlns:w16cid="http://schemas.microsoft.com/office/word/2016/wordml/cid" xmlns:w16="http://schemas.microsoft.com/office/word/2018/wordml" xmlns:w16du="http://schemas.microsoft.com/office/word/2023/wordml/word16du" xmlns:w16sdtdh="http://schemas.microsoft.com/office/word/2020/wordml/sdtdatahash" xmlns:w16sdtfl="http://schemas.microsoft.com/office/word/2024/wordml/sdtformatlock" xmlns:w16se="http://schemas.microsoft.com/office/word/2015/wordml/symex" mc:Ignorable="w14 w15 w16se w16cid w16 w16cex w16sdtdh w16sdtfl w16du">
+<w:styles xmlns:mc="http://schemas.openxmlformats.org/markup-compatibility/2006" xmlns:r="http://schemas.openxmlformats.org/officeDocument/2006/relationships" xmlns:w="http://schemas.openxmlformats.org/wordprocessingml/2006/main" xmlns:w14="http://schemas.microsoft.com/office/word/2010/wordml" xmlns:w15="http://schemas.microsoft.com/office/word/2012/wordml" xmlns:w16cex="http://schemas.microsoft.com/office/word/2018/wordml/cex" xmlns:w16cid="http://schemas.microsoft.com/office/word/2016/wordml/cid" xmlns:w16="http://schemas.microsoft.com/office/word/2018/wordml" xmlns:w16sdtdh="http://schemas.microsoft.com/office/word/2020/wordml/sdtdatahash" xmlns:w16sdtfl="http://schemas.microsoft.com/office/word/2024/wordml/sdtformatlock" xmlns:w16se="http://schemas.microsoft.com/office/word/2015/wordml/symex" xmlns:w16du="http://schemas.microsoft.com/office/word/2023/wordml/word16du" mc:Ignorable="w14 w15 w16se w16cid w16 w16cex w16sdtdh w16sdtfl w16du">
   <w:docDefaults>
     <w:rPrDefault>
       <w:rPr>
